--- a/a7/packages/A7 Unit 3 - Exponents and Scientific Notation/Lessons/3.06/A7 3.06 Evaluating and Equivalent Expressions - Teacher Edition.docx
+++ b/a7/packages/A7 Unit 3 - Exponents and Scientific Notation/Lessons/3.06/A7 3.06 Evaluating and Equivalent Expressions - Teacher Edition.docx
@@ -4153,7 +4153,7 @@
           <w:color w:val="1A1A1A"/>
           <w:sz w:val="21"/>
         </w:rPr>
-        <w:t xml:space="preserve">Independent Set — Six questions. On your own, in silence.  </w:t>
+        <w:t xml:space="preserve">Independent Set — Six questions. On your own, in writing.  </w:t>
       </w:r>
       <w:r>
         <w:rPr>
@@ -4162,7 +4162,7 @@
           <w:color w:val="1A1A1A"/>
           <w:sz w:val="21"/>
         </w:rPr>
-        <w:t>Hand out the Independent Set.</w:t>
+        <w:t>Hand out the Independent Set; the same six questions are on the board.</w:t>
       </w:r>
     </w:p>
     <w:p>

--- a/a7/packages/A7 Unit 3 - Exponents and Scientific Notation/Lessons/3.06/A7 3.06 Evaluating and Equivalent Expressions - Teacher Edition.docx
+++ b/a7/packages/A7 Unit 3 - Exponents and Scientific Notation/Lessons/3.06/A7 3.06 Evaluating and Equivalent Expressions - Teacher Edition.docx
@@ -3043,7 +3043,7 @@
           <w:sz w:val="21"/>
           <w:vertAlign w:val="superscript"/>
         </w:rPr>
-        <w:t>15</w:t>
+        <w:t>20</w:t>
       </w:r>
       <w:r>
         <w:rPr>
@@ -3052,7 +3052,7 @@
           <w:color w:val="1A1A1A"/>
           <w:sz w:val="21"/>
         </w:rPr>
-        <w:t xml:space="preserve"> megabytes. Another holds 8</w:t>
+        <w:t xml:space="preserve"> megabytes. Another holds 16</w:t>
       </w:r>
       <w:r>
         <w:rPr>
@@ -3080,7 +3080,7 @@
           <w:color w:val="9E1B32"/>
           <w:sz w:val="21"/>
         </w:rPr>
-        <w:t>The same: 8</w:t>
+        <w:t>The same: 16</w:t>
       </w:r>
       <w:r>
         <w:rPr>
@@ -3109,7 +3109,7 @@
           <w:sz w:val="21"/>
           <w:vertAlign w:val="superscript"/>
         </w:rPr>
-        <w:t>3</w:t>
+        <w:t>4</w:t>
       </w:r>
       <w:r>
         <w:rPr>
@@ -3147,7 +3147,7 @@
           <w:sz w:val="21"/>
           <w:vertAlign w:val="superscript"/>
         </w:rPr>
-        <w:t>15</w:t>
+        <w:t>20</w:t>
       </w:r>
       <w:r>
         <w:rPr>
@@ -3165,7 +3165,7 @@
           <w:color w:val="6B6B6B"/>
           <w:sz w:val="19"/>
         </w:rPr>
-        <w:t xml:space="preserve">   '8</w:t>
+        <w:t xml:space="preserve">   '16</w:t>
       </w:r>
       <w:r>
         <w:rPr>
@@ -3194,7 +3194,7 @@
           <w:sz w:val="19"/>
           <w:vertAlign w:val="superscript"/>
         </w:rPr>
-        <w:t>15</w:t>
+        <w:t>20</w:t>
       </w:r>
       <w:r>
         <w:rPr>
@@ -3213,7 +3213,7 @@
           <w:sz w:val="19"/>
           <w:vertAlign w:val="superscript"/>
         </w:rPr>
-        <w:t>8</w:t>
+        <w:t>9</w:t>
       </w:r>
       <w:r>
         <w:rPr>
@@ -3222,7 +3222,7 @@
           <w:color w:val="6B6B6B"/>
           <w:sz w:val="19"/>
         </w:rPr>
-        <w:t xml:space="preserve"> — added 3 + 5 in the power-of-a-power step [confused with product of powers]; anything built from 45 — the unneeded figure was used</w:t>
+        <w:t xml:space="preserve"> — added 4 + 5 in the power-of-a-power step [confused with product of powers]; anything built from 45 — the unneeded figure was used</w:t>
       </w:r>
     </w:p>
     <w:p>
@@ -3251,7 +3251,7 @@
       <w:r>
         <w:drawing>
           <wp:inline xmlns:a="http://schemas.openxmlformats.org/drawingml/2006/main" xmlns:pic="http://schemas.openxmlformats.org/drawingml/2006/picture">
-            <wp:extent cx="134112" cy="146304"/>
+            <wp:extent cx="213360" cy="140208"/>
             <wp:docPr id="10" name="Picture 10"/>
             <wp:cNvGraphicFramePr>
               <a:graphicFrameLocks noChangeAspect="1"/>
@@ -3260,7 +3260,7 @@
               <a:graphicData uri="http://schemas.openxmlformats.org/drawingml/2006/picture">
                 <pic:pic>
                   <pic:nvPicPr>
-                    <pic:cNvPr id="0" name="79036f08309faac7.png"/>
+                    <pic:cNvPr id="0" name="c9ad26dd931d2a44.png"/>
                     <pic:cNvPicPr/>
                   </pic:nvPicPr>
                   <pic:blipFill>
@@ -3272,7 +3272,7 @@
                   <pic:spPr>
                     <a:xfrm>
                       <a:off x="0" y="0"/>
-                      <a:ext cx="134112" cy="146304"/>
+                      <a:ext cx="213360" cy="140208"/>
                     </a:xfrm>
                     <a:prstGeom prst="rect"/>
                   </pic:spPr>
@@ -3298,7 +3298,7 @@
           <w:color w:val="9E1B32"/>
           <w:sz w:val="21"/>
         </w:rPr>
-        <w:t>C — 3</w:t>
+        <w:t>C — 5</w:t>
       </w:r>
       <w:r>
         <w:rPr>
@@ -3308,7 +3308,7 @@
           <w:sz w:val="21"/>
           <w:vertAlign w:val="superscript"/>
         </w:rPr>
-        <w:t>8</w:t>
+        <w:t>14</w:t>
       </w:r>
       <w:r>
         <w:rPr>
@@ -3317,7 +3317,7 @@
           <w:color w:val="6B6B6B"/>
           <w:sz w:val="19"/>
         </w:rPr>
-        <w:t xml:space="preserve">   (A) squared the exponent, 4</w:t>
+        <w:t xml:space="preserve">   (A) squared the exponent, 7</w:t>
       </w:r>
       <w:r>
         <w:rPr>
@@ -3336,7 +3336,7 @@
           <w:color w:val="6B6B6B"/>
           <w:sz w:val="19"/>
         </w:rPr>
-        <w:t xml:space="preserve"> = 16 [the outer exponent applied to the exponent]; (B) replaced 9 by 3 and kept the exponent [the 3</w:t>
+        <w:t xml:space="preserve"> = 49 [the outer exponent applied to the exponent]; (B) replaced 25 by 5 and kept the exponent [the 5</w:t>
       </w:r>
       <w:r>
         <w:rPr>
@@ -3355,7 +3355,7 @@
           <w:color w:val="6B6B6B"/>
           <w:sz w:val="19"/>
         </w:rPr>
-        <w:t xml:space="preserve"> was not written]; (D) added 2 + 4 instead of multiplying [power of a power confused with product of powers]</w:t>
+        <w:t xml:space="preserve"> was not written]; (D) added 2 + 7 instead of multiplying [power of a power confused with product of powers]</w:t>
       </w:r>
       <w:r>
         <w:rPr>
@@ -3402,7 +3402,7 @@
               <a:graphicData uri="http://schemas.openxmlformats.org/drawingml/2006/picture">
                 <pic:pic>
                   <pic:nvPicPr>
-                    <pic:cNvPr id="0" name="6a0ac13d58c02e2f.png"/>
+                    <pic:cNvPr id="0" name="fa38d8fae997f22d.png"/>
                     <pic:cNvPicPr/>
                   </pic:nvPicPr>
                   <pic:blipFill>
@@ -3450,7 +3450,7 @@
           <w:sz w:val="21"/>
           <w:vertAlign w:val="superscript"/>
         </w:rPr>
-        <w:t>-7</w:t>
+        <w:t>-13</w:t>
       </w:r>
       <w:r>
         <w:rPr>
@@ -3516,7 +3516,7 @@
           <w:color w:val="6B6B6B"/>
           <w:sz w:val="19"/>
         </w:rPr>
-        <w:t>, not 2]; (D) multiplied −4 · 3 [confused with power of a power]</w:t>
+        <w:t>, not 2]; (D) multiplied −8 · 5 [confused with power of a power]</w:t>
       </w:r>
       <w:r>
         <w:rPr>
@@ -3563,7 +3563,7 @@
               <a:graphicData uri="http://schemas.openxmlformats.org/drawingml/2006/picture">
                 <pic:pic>
                   <pic:nvPicPr>
-                    <pic:cNvPr id="0" name="99826e564fe09c71.png"/>
+                    <pic:cNvPr id="0" name="b0a16f200a3c408e.png"/>
                     <pic:cNvPicPr/>
                   </pic:nvPicPr>
                   <pic:blipFill>
@@ -3597,7 +3597,7 @@
       <w:r>
         <w:drawing>
           <wp:inline xmlns:a="http://schemas.openxmlformats.org/drawingml/2006/main" xmlns:pic="http://schemas.openxmlformats.org/drawingml/2006/picture">
-            <wp:extent cx="134112" cy="140208"/>
+            <wp:extent cx="182880" cy="140208"/>
             <wp:docPr id="13" name="Picture 13"/>
             <wp:cNvGraphicFramePr>
               <a:graphicFrameLocks noChangeAspect="1"/>
@@ -3606,7 +3606,7 @@
               <a:graphicData uri="http://schemas.openxmlformats.org/drawingml/2006/picture">
                 <pic:pic>
                   <pic:nvPicPr>
-                    <pic:cNvPr id="0" name="1733baea4fbbb49f.png"/>
+                    <pic:cNvPr id="0" name="f4fe84f117ac5d77.png"/>
                     <pic:cNvPicPr/>
                   </pic:nvPicPr>
                   <pic:blipFill>
@@ -3618,7 +3618,7 @@
                   <pic:spPr>
                     <a:xfrm>
                       <a:off x="0" y="0"/>
-                      <a:ext cx="134112" cy="140208"/>
+                      <a:ext cx="182880" cy="140208"/>
                     </a:xfrm>
                     <a:prstGeom prst="rect"/>
                   </pic:spPr>
@@ -3645,7 +3645,7 @@
           <w:sz w:val="19"/>
           <w:vertAlign w:val="superscript"/>
         </w:rPr>
-        <w:t>3</w:t>
+        <w:t>13</w:t>
       </w:r>
       <w:r>
         <w:rPr>
@@ -3654,7 +3654,7 @@
           <w:color w:val="6B6B6B"/>
           <w:sz w:val="19"/>
         </w:rPr>
-        <w:t xml:space="preserve"> or 8</w:t>
+        <w:t xml:space="preserve"> — multiplied the bases and added the exponents [7.NSO.1.1 misconception: operating on the bases]; 2</w:t>
       </w:r>
       <w:r>
         <w:rPr>
@@ -3664,7 +3664,7 @@
           <w:sz w:val="19"/>
           <w:vertAlign w:val="superscript"/>
         </w:rPr>
-        <w:t>6</w:t>
+        <w:t>16</w:t>
       </w:r>
       <w:r>
         <w:rPr>
@@ -3673,7 +3673,7 @@
           <w:color w:val="6B6B6B"/>
           <w:sz w:val="19"/>
         </w:rPr>
-        <w:t xml:space="preserve"> — multiplied the bases [7.NSO.1.1 misconception: operating on the bases]; 2</w:t>
+        <w:t xml:space="preserve"> — 4</w:t>
       </w:r>
       <w:r>
         <w:rPr>
@@ -3683,7 +3683,7 @@
           <w:sz w:val="19"/>
           <w:vertAlign w:val="superscript"/>
         </w:rPr>
-        <w:t>6</w:t>
+        <w:t>8</w:t>
       </w:r>
       <w:r>
         <w:rPr>
@@ -3692,7 +3692,7 @@
           <w:color w:val="6B6B6B"/>
           <w:sz w:val="19"/>
         </w:rPr>
-        <w:t xml:space="preserve"> — 4</w:t>
+        <w:t xml:space="preserve"> rewritten but the 2</w:t>
       </w:r>
       <w:r>
         <w:rPr>
@@ -3702,26 +3702,7 @@
           <w:sz w:val="19"/>
           <w:vertAlign w:val="superscript"/>
         </w:rPr>
-        <w:t>3</w:t>
-      </w:r>
-      <w:r>
-        <w:rPr>
-          <w:b w:val="0"/>
-          <w:i/>
-          <w:color w:val="6B6B6B"/>
-          <w:sz w:val="19"/>
-        </w:rPr>
-        <w:t xml:space="preserve"> rewritten but the 2</w:t>
-      </w:r>
-      <w:r>
-        <w:rPr>
-          <w:b w:val="0"/>
-          <w:i/>
-          <w:color w:val="6B6B6B"/>
-          <w:sz w:val="19"/>
-          <w:vertAlign w:val="superscript"/>
-        </w:rPr>
-        <w:t>3</w:t>
+        <w:t>5</w:t>
       </w:r>
       <w:r>
         <w:rPr>
@@ -3930,7 +3911,7 @@
           <w:color w:val="1A1A1A"/>
           <w:sz w:val="21"/>
         </w:rPr>
-        <w:t>Xavier says (1/4)</w:t>
+        <w:t>Xavier says (1/9)</w:t>
       </w:r>
       <w:r>
         <w:rPr>
@@ -3949,7 +3930,7 @@
           <w:color w:val="1A1A1A"/>
           <w:sz w:val="21"/>
         </w:rPr>
-        <w:t>·2</w:t>
+        <w:t>·3</w:t>
       </w:r>
       <w:r>
         <w:rPr>
@@ -3959,7 +3940,7 @@
           <w:sz w:val="21"/>
           <w:vertAlign w:val="superscript"/>
         </w:rPr>
-        <w:t>-3</w:t>
+        <w:t>-5</w:t>
       </w:r>
       <w:r>
         <w:rPr>
@@ -3968,7 +3949,7 @@
           <w:color w:val="1A1A1A"/>
           <w:sz w:val="21"/>
         </w:rPr>
-        <w:t xml:space="preserve"> and (1/2)</w:t>
+        <w:t xml:space="preserve"> and (1/3)</w:t>
       </w:r>
       <w:r>
         <w:rPr>
@@ -3978,7 +3959,7 @@
           <w:sz w:val="21"/>
           <w:vertAlign w:val="superscript"/>
         </w:rPr>
-        <w:t>4</w:t>
+        <w:t>6</w:t>
       </w:r>
       <w:r>
         <w:rPr>
@@ -3987,7 +3968,7 @@
           <w:color w:val="1A1A1A"/>
           <w:sz w:val="21"/>
         </w:rPr>
-        <w:t>·4</w:t>
+        <w:t>·9</w:t>
       </w:r>
       <w:r>
         <w:rPr>
@@ -4006,7 +3987,7 @@
           <w:color w:val="1A1A1A"/>
           <w:sz w:val="21"/>
         </w:rPr>
-        <w:t xml:space="preserve"> are equivalent because both can be written as 2</w:t>
+        <w:t xml:space="preserve"> are equivalent because both can be written as 3</w:t>
       </w:r>
       <w:r>
         <w:rPr>
@@ -4016,7 +3997,7 @@
           <w:sz w:val="21"/>
           <w:vertAlign w:val="superscript"/>
         </w:rPr>
-        <w:t>-7</w:t>
+        <w:t>-9</w:t>
       </w:r>
       <w:r>
         <w:rPr>
@@ -4034,7 +4015,7 @@
           <w:color w:val="9E1B32"/>
           <w:sz w:val="21"/>
         </w:rPr>
-        <w:t>No — the second is 2</w:t>
+        <w:t>No — the second is 3</w:t>
       </w:r>
       <w:r>
         <w:rPr>
@@ -4044,7 +4025,7 @@
           <w:sz w:val="21"/>
           <w:vertAlign w:val="superscript"/>
         </w:rPr>
-        <w:t>-6</w:t>
+        <w:t>-8</w:t>
       </w:r>
       <w:r>
         <w:rPr>
@@ -4053,7 +4034,7 @@
           <w:color w:val="9E1B32"/>
           <w:sz w:val="21"/>
         </w:rPr>
-        <w:t>, not 2</w:t>
+        <w:t>, not 3</w:t>
       </w:r>
       <w:r>
         <w:rPr>
@@ -4063,7 +4044,7 @@
           <w:sz w:val="21"/>
           <w:vertAlign w:val="superscript"/>
         </w:rPr>
-        <w:t>-7</w:t>
+        <w:t>-9</w:t>
       </w:r>
       <w:r>
         <w:rPr>
@@ -4072,7 +4053,7 @@
           <w:color w:val="6B6B6B"/>
           <w:sz w:val="19"/>
         </w:rPr>
-        <w:t xml:space="preserve">   'Yes' — 4</w:t>
+        <w:t xml:space="preserve">   'Yes' — 9</w:t>
       </w:r>
       <w:r>
         <w:rPr>
@@ -4091,7 +4072,7 @@
           <w:color w:val="6B6B6B"/>
           <w:sz w:val="19"/>
         </w:rPr>
-        <w:t xml:space="preserve"> rewritten as 2</w:t>
+        <w:t xml:space="preserve"> rewritten as 3</w:t>
       </w:r>
       <w:r>
         <w:rPr>
@@ -4110,7 +4091,7 @@
           <w:color w:val="6B6B6B"/>
           <w:sz w:val="19"/>
         </w:rPr>
-        <w:t xml:space="preserve"> [the base 4 is 2</w:t>
+        <w:t xml:space="preserve"> [the base 9 is 3</w:t>
       </w:r>
       <w:r>
         <w:rPr>
@@ -4347,7 +4328,7 @@
           <w:color w:val="1A1A1A"/>
           <w:sz w:val="20"/>
         </w:rPr>
-        <w:t>'8</w:t>
+        <w:t>'16</w:t>
       </w:r>
       <w:r>
         <w:rPr>
@@ -4390,7 +4371,7 @@
           <w:color w:val="1A1A1A"/>
           <w:sz w:val="20"/>
         </w:rPr>
-        <w:t>squared the exponent, 4</w:t>
+        <w:t>squared the exponent, 7</w:t>
       </w:r>
       <w:r>
         <w:rPr>
@@ -4409,7 +4390,7 @@
           <w:color w:val="1A1A1A"/>
           <w:sz w:val="20"/>
         </w:rPr>
-        <w:t xml:space="preserve"> = 16 [the outer exponent applied to the exponent]</w:t>
+        <w:t xml:space="preserve"> = 49 [the outer exponent applied to the exponent]</w:t>
       </w:r>
     </w:p>
     <w:p>
@@ -4467,7 +4448,7 @@
           <w:sz w:val="20"/>
           <w:vertAlign w:val="superscript"/>
         </w:rPr>
-        <w:t>3</w:t>
+        <w:t>13</w:t>
       </w:r>
       <w:r>
         <w:rPr>
@@ -4476,26 +4457,7 @@
           <w:color w:val="1A1A1A"/>
           <w:sz w:val="20"/>
         </w:rPr>
-        <w:t xml:space="preserve"> or 8</w:t>
-      </w:r>
-      <w:r>
-        <w:rPr>
-          <w:b w:val="0"/>
-          <w:i w:val="0"/>
-          <w:color w:val="1A1A1A"/>
-          <w:sz w:val="20"/>
-          <w:vertAlign w:val="superscript"/>
-        </w:rPr>
-        <w:t>6</w:t>
-      </w:r>
-      <w:r>
-        <w:rPr>
-          <w:b w:val="0"/>
-          <w:i w:val="0"/>
-          <w:color w:val="1A1A1A"/>
-          <w:sz w:val="20"/>
-        </w:rPr>
-        <w:t xml:space="preserve"> — multiplied the bases [7.NSO.1.1 misconception: operating on the bases]</w:t>
+        <w:t xml:space="preserve"> — multiplied the bases and added the exponents [7.NSO.1.1 misconception: operating on the bases]</w:t>
       </w:r>
     </w:p>
     <w:p>
@@ -4562,7 +4524,7 @@
           <w:color w:val="1A1A1A"/>
           <w:sz w:val="20"/>
         </w:rPr>
-        <w:t>'Yes' — 4</w:t>
+        <w:t>'Yes' — 9</w:t>
       </w:r>
       <w:r>
         <w:rPr>
@@ -4581,7 +4543,7 @@
           <w:color w:val="1A1A1A"/>
           <w:sz w:val="20"/>
         </w:rPr>
-        <w:t xml:space="preserve"> rewritten as 2</w:t>
+        <w:t xml:space="preserve"> rewritten as 3</w:t>
       </w:r>
       <w:r>
         <w:rPr>
@@ -4600,7 +4562,7 @@
           <w:color w:val="1A1A1A"/>
           <w:sz w:val="20"/>
         </w:rPr>
-        <w:t xml:space="preserve"> [the base 4 is 2</w:t>
+        <w:t xml:space="preserve"> [the base 9 is 3</w:t>
       </w:r>
       <w:r>
         <w:rPr>
